--- a/Final Report Documentation DM.docx
+++ b/Final Report Documentation DM.docx
@@ -128,41 +128,8 @@
     <w:p>
       <w:pPr>
         <w:pBdr>
-          <w:bottom w:val="single" w:sz="6" w:space="8" w:color="auto"/>
+          <w:bottom w:val="single" w:sz="6" w:space="1" w:color="auto"/>
         </w:pBdr>
-        <w:jc w:val="center"/>
-        <w:rPr>
-          <w:b/>
-          <w:color w:val="002060"/>
-          <w:sz w:val="144"/>
-          <w:szCs w:val="32"/>
-          <w:u w:val="double"/>
-        </w:rPr>
-      </w:pPr>
-    </w:p>
-    <w:p>
-      <w:pPr>
-        <w:spacing w:after="0"/>
-        <w:jc w:val="both"/>
-        <w:rPr>
-          <w:b/>
-          <w:color w:val="002060"/>
-          <w:sz w:val="32"/>
-          <w:szCs w:val="32"/>
-        </w:rPr>
-      </w:pPr>
-      <w:r>
-        <w:rPr>
-          <w:b/>
-          <w:color w:val="002060"/>
-          <w:sz w:val="32"/>
-          <w:szCs w:val="32"/>
-        </w:rPr>
-        <w:t>Team Members:</w:t>
-      </w:r>
-    </w:p>
-    <w:p>
-      <w:pPr>
         <w:spacing w:after="0"/>
         <w:jc w:val="both"/>
         <w:rPr>
@@ -171,182 +138,46 @@
           <w:szCs w:val="32"/>
         </w:rPr>
       </w:pPr>
-    </w:p>
-    <w:p>
-      <w:pPr>
-        <w:pStyle w:val="ListParagraph"/>
-        <w:numPr>
-          <w:ilvl w:val="0"/>
-          <w:numId w:val="1"/>
-        </w:numPr>
-        <w:spacing w:after="0"/>
-        <w:jc w:val="both"/>
+      <w:r>
         <w:rPr>
           <w:b/>
           <w:sz w:val="32"/>
           <w:szCs w:val="32"/>
         </w:rPr>
-      </w:pPr>
+        <w:t xml:space="preserve">Preethi Sri B </w:t>
+      </w:r>
       <w:r>
         <w:rPr>
           <w:b/>
           <w:sz w:val="32"/>
           <w:szCs w:val="32"/>
         </w:rPr>
-        <w:t xml:space="preserve">Preethi Sri B </w:t>
-      </w:r>
+        <w:tab/>
+        <w:t xml:space="preserve"> </w:t>
+      </w:r>
+      <w:proofErr w:type="gramStart"/>
       <w:r>
         <w:rPr>
           <w:b/>
           <w:sz w:val="32"/>
           <w:szCs w:val="32"/>
         </w:rPr>
-        <w:tab/>
-        <w:t xml:space="preserve"> </w:t>
-      </w:r>
-      <w:proofErr w:type="gramStart"/>
+        <w:t>-  23</w:t>
+      </w:r>
+      <w:proofErr w:type="gramEnd"/>
       <w:r>
         <w:rPr>
           <w:b/>
           <w:sz w:val="32"/>
           <w:szCs w:val="32"/>
         </w:rPr>
-        <w:t>-  23</w:t>
-      </w:r>
-      <w:proofErr w:type="gramEnd"/>
-      <w:r>
-        <w:rPr>
-          <w:b/>
-          <w:sz w:val="32"/>
-          <w:szCs w:val="32"/>
-        </w:rPr>
         <w:t>MIS0470</w:t>
       </w:r>
     </w:p>
     <w:p>
       <w:pPr>
-        <w:pStyle w:val="ListParagraph"/>
-        <w:numPr>
-          <w:ilvl w:val="0"/>
-          <w:numId w:val="1"/>
-        </w:numPr>
         <w:spacing w:after="0"/>
         <w:jc w:val="both"/>
-        <w:rPr>
-          <w:b/>
-          <w:sz w:val="32"/>
-          <w:szCs w:val="32"/>
-        </w:rPr>
-      </w:pPr>
-      <w:proofErr w:type="spellStart"/>
-      <w:r>
-        <w:rPr>
-          <w:b/>
-          <w:sz w:val="32"/>
-          <w:szCs w:val="32"/>
-        </w:rPr>
-        <w:t>Yuva</w:t>
-      </w:r>
-      <w:proofErr w:type="spellEnd"/>
-      <w:r>
-        <w:rPr>
-          <w:b/>
-          <w:sz w:val="32"/>
-          <w:szCs w:val="32"/>
-        </w:rPr>
-        <w:t xml:space="preserve"> </w:t>
-      </w:r>
-      <w:proofErr w:type="spellStart"/>
-      <w:r>
-        <w:rPr>
-          <w:b/>
-          <w:sz w:val="32"/>
-          <w:szCs w:val="32"/>
-        </w:rPr>
-        <w:t>Krithikka</w:t>
-      </w:r>
-      <w:proofErr w:type="spellEnd"/>
-      <w:r>
-        <w:rPr>
-          <w:b/>
-          <w:sz w:val="32"/>
-          <w:szCs w:val="32"/>
-        </w:rPr>
-        <w:t xml:space="preserve"> S </w:t>
-      </w:r>
-      <w:proofErr w:type="gramStart"/>
-      <w:r>
-        <w:rPr>
-          <w:b/>
-          <w:sz w:val="32"/>
-          <w:szCs w:val="32"/>
-        </w:rPr>
-        <w:t>-  23</w:t>
-      </w:r>
-      <w:proofErr w:type="gramEnd"/>
-      <w:r>
-        <w:rPr>
-          <w:b/>
-          <w:sz w:val="32"/>
-          <w:szCs w:val="32"/>
-        </w:rPr>
-        <w:t>MIS0437</w:t>
-      </w:r>
-    </w:p>
-    <w:p>
-      <w:pPr>
-        <w:pStyle w:val="ListParagraph"/>
-        <w:numPr>
-          <w:ilvl w:val="0"/>
-          <w:numId w:val="1"/>
-        </w:numPr>
-        <w:spacing w:after="0"/>
-        <w:jc w:val="both"/>
-        <w:rPr>
-          <w:b/>
-          <w:sz w:val="32"/>
-          <w:szCs w:val="32"/>
-        </w:rPr>
-      </w:pPr>
-      <w:proofErr w:type="spellStart"/>
-      <w:r>
-        <w:rPr>
-          <w:b/>
-          <w:sz w:val="32"/>
-          <w:szCs w:val="32"/>
-        </w:rPr>
-        <w:t>Madhumitha</w:t>
-      </w:r>
-      <w:proofErr w:type="spellEnd"/>
-      <w:r>
-        <w:rPr>
-          <w:b/>
-          <w:sz w:val="32"/>
-          <w:szCs w:val="32"/>
-        </w:rPr>
-        <w:t xml:space="preserve"> B   </w:t>
-      </w:r>
-      <w:proofErr w:type="gramStart"/>
-      <w:r>
-        <w:rPr>
-          <w:b/>
-          <w:sz w:val="32"/>
-          <w:szCs w:val="32"/>
-        </w:rPr>
-        <w:t>-  23</w:t>
-      </w:r>
-      <w:proofErr w:type="gramEnd"/>
-      <w:r>
-        <w:rPr>
-          <w:b/>
-          <w:sz w:val="32"/>
-          <w:szCs w:val="32"/>
-        </w:rPr>
-        <w:t>MSO360</w:t>
-      </w:r>
-    </w:p>
-    <w:p>
-      <w:pPr>
         <w:rPr>
           <w:b/>
           <w:sz w:val="32"/>
@@ -363,6 +194,68 @@
           <w:szCs w:val="32"/>
         </w:rPr>
       </w:pPr>
+    </w:p>
+    <w:p>
+      <w:pPr>
+        <w:rPr>
+          <w:b/>
+          <w:color w:val="2E74B5" w:themeColor="accent5" w:themeShade="BF"/>
+          <w:sz w:val="32"/>
+          <w:szCs w:val="32"/>
+        </w:rPr>
+      </w:pPr>
+    </w:p>
+    <w:p>
+      <w:pPr>
+        <w:rPr>
+          <w:b/>
+          <w:color w:val="2E74B5" w:themeColor="accent5" w:themeShade="BF"/>
+          <w:sz w:val="32"/>
+          <w:szCs w:val="32"/>
+        </w:rPr>
+      </w:pPr>
+    </w:p>
+    <w:p>
+      <w:pPr>
+        <w:rPr>
+          <w:b/>
+          <w:color w:val="2E74B5" w:themeColor="accent5" w:themeShade="BF"/>
+          <w:sz w:val="32"/>
+          <w:szCs w:val="32"/>
+        </w:rPr>
+      </w:pPr>
+    </w:p>
+    <w:p>
+      <w:pPr>
+        <w:rPr>
+          <w:b/>
+          <w:color w:val="2E74B5" w:themeColor="accent5" w:themeShade="BF"/>
+          <w:sz w:val="32"/>
+          <w:szCs w:val="32"/>
+        </w:rPr>
+      </w:pPr>
+    </w:p>
+    <w:p>
+      <w:pPr>
+        <w:rPr>
+          <w:b/>
+          <w:color w:val="2E74B5" w:themeColor="accent5" w:themeShade="BF"/>
+          <w:sz w:val="32"/>
+          <w:szCs w:val="32"/>
+        </w:rPr>
+      </w:pPr>
+    </w:p>
+    <w:p>
+      <w:pPr>
+        <w:rPr>
+          <w:b/>
+          <w:color w:val="2E74B5" w:themeColor="accent5" w:themeShade="BF"/>
+          <w:sz w:val="32"/>
+          <w:szCs w:val="32"/>
+        </w:rPr>
+      </w:pPr>
+      <w:bookmarkStart w:id="0" w:name="_GoBack"/>
+      <w:bookmarkEnd w:id="0"/>
       <w:r>
         <w:rPr>
           <w:b/>
@@ -42935,8 +42828,6 @@
           <w:sz w:val="28"/>
         </w:rPr>
       </w:pPr>
-      <w:bookmarkStart w:id="0" w:name="_GoBack"/>
-      <w:bookmarkEnd w:id="0"/>
     </w:p>
     <w:p>
       <w:pPr>
